--- a/PlastiBioFuel/Funding_Loop/2026-10-05_DOE_ASPECT_Concept-Paper/02_Concept_Paper.docx
+++ b/PlastiBioFuel/Funding_Loop/2026-10-05_DOE_ASPECT_Concept-Paper/02_Concept_Paper.docx
@@ -332,7 +332,7 @@
           <w:color w:val="2A2A2A"/>
           <w:sz w:val="21"/>
         </w:rPr>
-        <w:t>The feedstock is post-consumer PET recovered from sorted municipal solid waste, which Appendix A lists as an allowable feedstock including the plastic constituents going to landfill. The feedstock is domestic, abundant, priced well below agricultural feedstock, and does not compete with food production. Producing terephthalic acid from it returns a high-volume monomer to domestic polymer manufacture from material that is currently landfilled, which strengthens a domestic supply chain and displaces imported monomer.</w:t>
+        <w:t>The feedstock is sorted municipal solid waste, specifically its plastic constituent. Appendix A lists sorted municipal solid waste as an acceptable feedstock and defines it as the organic and plastic constituents of the municipal solid waste stream going to the landfill. PET is that plastic constituent. The project proposes no feedstock outside the Appendix A table, which is exclusive: an application proposing a feedstock the table does not identify will not be considered. The material is domestic, abundant, priced well below agricultural feedstock, and does not compete with food production. Producing terephthalic acid from it returns a high-volume monomer to domestic polymer manufacture from material that is currently landfilled, which strengthens a domestic supply chain and displaces imported monomer.</w:t>
       </w:r>
     </w:p>
     <w:tbl>
@@ -1300,7 +1300,7 @@
           <w:color w:val="2A2A2A"/>
           <w:sz w:val="21"/>
         </w:rPr>
-        <w:t>Real post-consumer PET is used throughout. Model compounds are permitted under Subtopic 1a through Budget Period 1 only, and this project does not require them.</w:t>
+        <w:t>The PET fraction of sorted municipal solid waste is the real feedstock throughout. Model compounds are permitted under Subtopic 1a through Budget Period 1 only, and this project does not require them.</w:t>
       </w:r>
     </w:p>
     <w:tbl>
